--- a/Assignment/Database Technologies Assignment/restaurentassignment1.docx
+++ b/Assignment/Database Technologies Assignment/restaurentassignment1.docx
@@ -26,10 +26,10 @@
       </w:r>
       <w:r>
         <w:drawing>
-          <wp:inline distT="0" distB="0" distL="0" distR="0" wp14:anchorId="471F8DEE" wp14:editId="75EB2344">
-            <wp:extent cx="5683250" cy="5452745"/>
-            <wp:effectExtent l="0" t="0" r="0" b="0"/>
-            <wp:docPr id="1414089273" name="Picture 1"/>
+          <wp:inline distT="0" distB="0" distL="0" distR="0" wp14:anchorId="13045DAB" wp14:editId="55A2EBAD">
+            <wp:extent cx="5683250" cy="6380480"/>
+            <wp:effectExtent l="0" t="0" r="0" b="1270"/>
+            <wp:docPr id="790405440" name="Picture 1"/>
             <wp:cNvGraphicFramePr>
               <a:graphicFrameLocks xmlns:a="http://schemas.openxmlformats.org/drawingml/2006/main" noChangeAspect="1"/>
             </wp:cNvGraphicFramePr>
@@ -37,7 +37,7 @@
               <a:graphicData uri="http://schemas.openxmlformats.org/drawingml/2006/picture">
                 <pic:pic xmlns:pic="http://schemas.openxmlformats.org/drawingml/2006/picture">
                   <pic:nvPicPr>
-                    <pic:cNvPr id="1414089273" name=""/>
+                    <pic:cNvPr id="790405440" name=""/>
                     <pic:cNvPicPr/>
                   </pic:nvPicPr>
                   <pic:blipFill>
@@ -49,7 +49,7 @@
                   <pic:spPr>
                     <a:xfrm>
                       <a:off x="0" y="0"/>
-                      <a:ext cx="5683250" cy="5452745"/>
+                      <a:ext cx="5683250" cy="6380480"/>
                     </a:xfrm>
                     <a:prstGeom prst="rect">
                       <a:avLst/>
@@ -69,10 +69,10 @@
       <w:r>
         <w:lastRenderedPageBreak/>
         <w:drawing>
-          <wp:inline distT="0" distB="0" distL="0" distR="0" wp14:anchorId="1A3E0F35" wp14:editId="1D4ABA29">
-            <wp:extent cx="5683250" cy="6421755"/>
-            <wp:effectExtent l="0" t="0" r="0" b="0"/>
-            <wp:docPr id="1654668415" name="Picture 1"/>
+          <wp:inline distT="0" distB="0" distL="0" distR="0" wp14:anchorId="0B9BF6E6" wp14:editId="3B909AC9">
+            <wp:extent cx="5683250" cy="6302375"/>
+            <wp:effectExtent l="0" t="0" r="0" b="3175"/>
+            <wp:docPr id="1788509792" name="Picture 1"/>
             <wp:cNvGraphicFramePr>
               <a:graphicFrameLocks xmlns:a="http://schemas.openxmlformats.org/drawingml/2006/main" noChangeAspect="1"/>
             </wp:cNvGraphicFramePr>
@@ -80,7 +80,7 @@
               <a:graphicData uri="http://schemas.openxmlformats.org/drawingml/2006/picture">
                 <pic:pic xmlns:pic="http://schemas.openxmlformats.org/drawingml/2006/picture">
                   <pic:nvPicPr>
-                    <pic:cNvPr id="1654668415" name=""/>
+                    <pic:cNvPr id="1788509792" name=""/>
                     <pic:cNvPicPr/>
                   </pic:nvPicPr>
                   <pic:blipFill>
@@ -92,7 +92,7 @@
                   <pic:spPr>
                     <a:xfrm>
                       <a:off x="0" y="0"/>
-                      <a:ext cx="5683250" cy="6421755"/>
+                      <a:ext cx="5683250" cy="6302375"/>
                     </a:xfrm>
                     <a:prstGeom prst="rect">
                       <a:avLst/>
@@ -107,6 +107,36 @@
     </w:p>
     <w:p>
       <w:pPr>
+        <w:ind w:left="242" w:firstLine="0"/>
+      </w:pPr>
+    </w:p>
+    <w:p>
+      <w:pPr>
+        <w:ind w:left="242" w:firstLine="0"/>
+      </w:pPr>
+    </w:p>
+    <w:p>
+      <w:pPr>
+        <w:ind w:left="242" w:firstLine="0"/>
+      </w:pPr>
+    </w:p>
+    <w:p>
+      <w:pPr>
+        <w:ind w:left="242" w:firstLine="0"/>
+      </w:pPr>
+    </w:p>
+    <w:p>
+      <w:pPr>
+        <w:ind w:left="242" w:firstLine="0"/>
+      </w:pPr>
+    </w:p>
+    <w:p>
+      <w:pPr>
+        <w:ind w:left="242" w:firstLine="0"/>
+      </w:pPr>
+    </w:p>
+    <w:p>
+      <w:pPr>
         <w:numPr>
           <w:ilvl w:val="0"/>
           <w:numId w:val="1"/>
@@ -114,21 +144,51 @@
         <w:ind w:hanging="242"/>
       </w:pPr>
       <w:r>
-        <w:t xml:space="preserve">Write a MongoDB query to display the fields </w:t>
-      </w:r>
-      <w:proofErr w:type="spellStart"/>
-      <w:r>
-        <w:t>restaurant_id</w:t>
-      </w:r>
-      <w:proofErr w:type="spellEnd"/>
-      <w:r>
-        <w:t xml:space="preserve">, name, borough and cuisine for all the documents in the collection restaurant.  </w:t>
+        <w:lastRenderedPageBreak/>
+        <w:t xml:space="preserve">Write a MongoDB query to display the fields restaurant_id, name, borough and cuisine for all the documents in the collection restaurant.  </w:t>
       </w:r>
     </w:p>
     <w:p>
       <w:pPr>
         <w:ind w:left="242" w:firstLine="0"/>
       </w:pPr>
+      <w:r>
+        <w:drawing>
+          <wp:inline distT="0" distB="0" distL="0" distR="0" wp14:anchorId="28508E36" wp14:editId="3BA29C8C">
+            <wp:extent cx="5683250" cy="5676900"/>
+            <wp:effectExtent l="0" t="0" r="0" b="0"/>
+            <wp:docPr id="404274951" name="Picture 1"/>
+            <wp:cNvGraphicFramePr>
+              <a:graphicFrameLocks xmlns:a="http://schemas.openxmlformats.org/drawingml/2006/main" noChangeAspect="1"/>
+            </wp:cNvGraphicFramePr>
+            <a:graphic xmlns:a="http://schemas.openxmlformats.org/drawingml/2006/main">
+              <a:graphicData uri="http://schemas.openxmlformats.org/drawingml/2006/picture">
+                <pic:pic xmlns:pic="http://schemas.openxmlformats.org/drawingml/2006/picture">
+                  <pic:nvPicPr>
+                    <pic:cNvPr id="404274951" name=""/>
+                    <pic:cNvPicPr/>
+                  </pic:nvPicPr>
+                  <pic:blipFill>
+                    <a:blip r:embed="rId7"/>
+                    <a:stretch>
+                      <a:fillRect/>
+                    </a:stretch>
+                  </pic:blipFill>
+                  <pic:spPr>
+                    <a:xfrm>
+                      <a:off x="0" y="0"/>
+                      <a:ext cx="5683250" cy="5676900"/>
+                    </a:xfrm>
+                    <a:prstGeom prst="rect">
+                      <a:avLst/>
+                    </a:prstGeom>
+                  </pic:spPr>
+                </pic:pic>
+              </a:graphicData>
+            </a:graphic>
+          </wp:inline>
+        </w:drawing>
+      </w:r>
     </w:p>
     <w:p>
       <w:pPr>
@@ -139,15 +199,7 @@
         <w:ind w:hanging="242"/>
       </w:pPr>
       <w:r>
-        <w:t xml:space="preserve">Write a MongoDB query to display the fields </w:t>
-      </w:r>
-      <w:proofErr w:type="spellStart"/>
-      <w:r>
-        <w:t>restaurant_id</w:t>
-      </w:r>
-      <w:proofErr w:type="spellEnd"/>
-      <w:r>
-        <w:t xml:space="preserve">, name, borough and cuisine, but exclude the field _id for all the documents in the collection restaurant.  </w:t>
+        <w:t xml:space="preserve">Write a MongoDB query to display the fields restaurant_id, name, borough and cuisine, but exclude the field _id for all the documents in the collection restaurant.  </w:t>
       </w:r>
     </w:p>
     <w:p>
@@ -164,15 +216,7 @@
         <w:ind w:hanging="242"/>
       </w:pPr>
       <w:r>
-        <w:t xml:space="preserve">Write a MongoDB query to display the fields </w:t>
-      </w:r>
-      <w:proofErr w:type="spellStart"/>
-      <w:r>
-        <w:t>restaurant_id</w:t>
-      </w:r>
-      <w:proofErr w:type="spellEnd"/>
-      <w:r>
-        <w:t xml:space="preserve">, name, borough and zip code, but exclude the field _id for all the documents in the collection restaurant.  </w:t>
+        <w:t xml:space="preserve">Write a MongoDB query to display the fields restaurant_id, name, borough and zip code, but exclude the field _id for all the documents in the collection restaurant.  </w:t>
       </w:r>
     </w:p>
     <w:p>
@@ -206,6 +250,7 @@
         <w:ind w:hanging="242"/>
       </w:pPr>
       <w:r>
+        <w:lastRenderedPageBreak/>
         <w:t xml:space="preserve">Write a MongoDB query to display the first 5 restaurant which is in the borough Bronx.  </w:t>
       </w:r>
     </w:p>
@@ -343,15 +388,7 @@
         <w:ind w:hanging="362"/>
       </w:pPr>
       <w:r>
-        <w:t>Write a MongoDB query to find the restaurant Id, name, borough and cuisine for those restaurants which contain '</w:t>
-      </w:r>
-      <w:proofErr w:type="spellStart"/>
-      <w:r>
-        <w:t>ces'</w:t>
-      </w:r>
-      <w:proofErr w:type="spellEnd"/>
-      <w:r>
-        <w:t xml:space="preserve"> as last three letters for its name.  </w:t>
+        <w:t xml:space="preserve">Write a MongoDB query to find the restaurant Id, name, borough and cuisine for those restaurants which contain 'ces' as last three letters for its name.  </w:t>
       </w:r>
     </w:p>
     <w:p>
@@ -387,15 +424,19 @@
         <w:ind w:hanging="362"/>
       </w:pPr>
       <w:r>
-        <w:t xml:space="preserve">Write a MongoDB query to find the restaurant Id, name, borough and cuisine for those restaurants which belong to the borough Staten Island or Queens or </w:t>
-      </w:r>
-      <w:proofErr w:type="spellStart"/>
-      <w:r>
-        <w:t>Bronxor</w:t>
-      </w:r>
-      <w:proofErr w:type="spellEnd"/>
-      <w:r>
-        <w:t xml:space="preserve"> Brooklyn.  </w:t>
+        <w:t xml:space="preserve">Write a MongoDB query to find the restaurant Id, name, borough and cuisine for those restaurants which belong to the borough Staten Island or Queens or Bronxor Brooklyn.  </w:t>
+      </w:r>
+    </w:p>
+    <w:p>
+      <w:pPr>
+        <w:numPr>
+          <w:ilvl w:val="0"/>
+          <w:numId w:val="2"/>
+        </w:numPr>
+        <w:ind w:hanging="362"/>
+      </w:pPr>
+      <w:r>
+        <w:t xml:space="preserve">Write a MongoDB query to find the restaurant Id, name, borough and cuisine for those restaurants which are not belonging to the borough Staten Island or Queens or Bronxor Brooklyn.  </w:t>
       </w:r>
     </w:p>
     <w:p>
@@ -408,26 +449,6 @@
       </w:pPr>
       <w:r>
         <w:lastRenderedPageBreak/>
-        <w:t xml:space="preserve">Write a MongoDB query to find the restaurant Id, name, borough and cuisine for those restaurants which are not belonging to the borough Staten Island or Queens or </w:t>
-      </w:r>
-      <w:proofErr w:type="spellStart"/>
-      <w:r>
-        <w:t>Bronxor</w:t>
-      </w:r>
-      <w:proofErr w:type="spellEnd"/>
-      <w:r>
-        <w:t xml:space="preserve"> Brooklyn.  </w:t>
-      </w:r>
-    </w:p>
-    <w:p>
-      <w:pPr>
-        <w:numPr>
-          <w:ilvl w:val="0"/>
-          <w:numId w:val="2"/>
-        </w:numPr>
-        <w:ind w:hanging="362"/>
-      </w:pPr>
-      <w:r>
         <w:t xml:space="preserve">Write a MongoDB query to find the restaurant Id, name, borough and cuisine for those restaurants which achieved a score which is not more than 10.  </w:t>
       </w:r>
     </w:p>
@@ -452,55 +473,31 @@
         <w:ind w:hanging="362"/>
       </w:pPr>
       <w:r>
-        <w:t xml:space="preserve">Write a MongoDB query to find the restaurant Id, name, and grades for those restaurants which achieved a grade of "A" and scored 11 on an </w:t>
-      </w:r>
-      <w:proofErr w:type="spellStart"/>
-      <w:r>
-        <w:t>ISODate</w:t>
-      </w:r>
-      <w:proofErr w:type="spellEnd"/>
-      <w:r>
-        <w:t xml:space="preserve"> "2014-08-11T00:00:00Z" among many of survey dates </w:t>
-      </w:r>
-    </w:p>
-    <w:p>
-      <w:pPr>
-        <w:numPr>
-          <w:ilvl w:val="0"/>
-          <w:numId w:val="2"/>
-        </w:numPr>
-        <w:ind w:hanging="362"/>
-      </w:pPr>
-      <w:r>
-        <w:t xml:space="preserve">Write a MongoDB query to find the restaurant Id, name and grades for those restaurants where the 2nd element of grades array contains a grade of "A" and score 9 on an </w:t>
-      </w:r>
-      <w:proofErr w:type="spellStart"/>
-      <w:r>
-        <w:t>ISODate</w:t>
-      </w:r>
-      <w:proofErr w:type="spellEnd"/>
-      <w:r>
-        <w:t xml:space="preserve"> "2014-08-11T00:00:00Z".  </w:t>
-      </w:r>
-    </w:p>
-    <w:p>
-      <w:pPr>
-        <w:numPr>
-          <w:ilvl w:val="0"/>
-          <w:numId w:val="2"/>
-        </w:numPr>
-        <w:ind w:hanging="362"/>
-      </w:pPr>
-      <w:r>
-        <w:t xml:space="preserve">Write a MongoDB query to find the restaurant Id, name, address and geographical location for those restaurants where 2nd element of coord array contains a value which is more than 42 and </w:t>
-      </w:r>
-      <w:proofErr w:type="spellStart"/>
-      <w:r>
-        <w:t>upto</w:t>
-      </w:r>
-      <w:proofErr w:type="spellEnd"/>
-      <w:r>
-        <w:t xml:space="preserve"> 52 </w:t>
+        <w:t xml:space="preserve">Write a MongoDB query to find the restaurant Id, name, and grades for those restaurants which achieved a grade of "A" and scored 11 on an ISODate "2014-08-11T00:00:00Z" among many of survey dates </w:t>
+      </w:r>
+    </w:p>
+    <w:p>
+      <w:pPr>
+        <w:numPr>
+          <w:ilvl w:val="0"/>
+          <w:numId w:val="2"/>
+        </w:numPr>
+        <w:ind w:hanging="362"/>
+      </w:pPr>
+      <w:r>
+        <w:t xml:space="preserve">Write a MongoDB query to find the restaurant Id, name and grades for those restaurants where the 2nd element of grades array contains a grade of "A" and score 9 on an ISODate "2014-08-11T00:00:00Z".  </w:t>
+      </w:r>
+    </w:p>
+    <w:p>
+      <w:pPr>
+        <w:numPr>
+          <w:ilvl w:val="0"/>
+          <w:numId w:val="2"/>
+        </w:numPr>
+        <w:ind w:hanging="362"/>
+      </w:pPr>
+      <w:r>
+        <w:t xml:space="preserve">Write a MongoDB query to find the restaurant Id, name, address and geographical location for those restaurants where 2nd element of coord array contains a value which is more than 42 and upto 52 </w:t>
       </w:r>
     </w:p>
     <w:p>
@@ -548,15 +545,7 @@
         <w:ind w:hanging="362"/>
       </w:pPr>
       <w:r>
-        <w:t xml:space="preserve">Write a MongoDB query to know whether all the addresses </w:t>
-      </w:r>
-      <w:proofErr w:type="gramStart"/>
-      <w:r>
-        <w:t>contains</w:t>
-      </w:r>
-      <w:proofErr w:type="gramEnd"/>
-      <w:r>
-        <w:t xml:space="preserve"> the street or not.  </w:t>
+        <w:t xml:space="preserve">Write a MongoDB query to know whether all the addresses contains the street or not.  </w:t>
       </w:r>
     </w:p>
     <w:p>
@@ -592,15 +581,7 @@
         <w:ind w:hanging="362"/>
       </w:pPr>
       <w:r>
-        <w:t>Write a MongoDB query to find the restaurant name, borough, longitude and attitude and cuisine for those restaurants which contains '</w:t>
-      </w:r>
-      <w:proofErr w:type="spellStart"/>
-      <w:r>
-        <w:t>mon</w:t>
-      </w:r>
-      <w:proofErr w:type="spellEnd"/>
-      <w:r>
-        <w:t xml:space="preserve">' as three letters somewhere in its name.  </w:t>
+        <w:t xml:space="preserve">Write a MongoDB query to find the restaurant name, borough, longitude and attitude and cuisine for those restaurants which contains 'mon' as three letters somewhere in its name.  </w:t>
       </w:r>
     </w:p>
     <w:p>
